--- a/prdforge-pack/docx/PRDForge - PRD Template.docx
+++ b/prdforge-pack/docx/PRDForge - PRD Template.docx
@@ -46,7 +46,7 @@
         <w:pStyle w:val="Heading1"/>
       </w:pPr>
       <w:r>
-        <w:t>Product Requirements Document (PRD)</w:t>
+        <w:t>PRDForge — QA/UAT and Go-No-Go Framework</w:t>
       </w:r>
     </w:p>
     <w:p/>
@@ -55,7 +55,32 @@
         <w:pStyle w:val="Heading2"/>
       </w:pPr>
       <w:r>
-        <w:t>1. Overview</w:t>
+        <w:t>1. Testing Objective</w:t>
+      </w:r>
+    </w:p>
+    <w:p>
+      <w:r>
+        <w:rPr>
+          <w:sz w:val="22"/>
+        </w:rPr>
+        <w:t>Verify that launch-critical user journeys and monetization paths perform reliably under real usage conditions.</w:t>
+      </w:r>
+    </w:p>
+    <w:p/>
+    <w:p>
+      <w:pPr>
+        <w:pStyle w:val="Heading2"/>
+      </w:pPr>
+      <w:r>
+        <w:t>2. Coverage Matrix</w:t>
+      </w:r>
+    </w:p>
+    <w:p>
+      <w:pPr>
+        <w:pStyle w:val="Heading3"/>
+      </w:pPr>
+      <w:r>
+        <w:t>Functional</w:t>
       </w:r>
     </w:p>
     <w:p>
@@ -63,7 +88,7 @@
         <w:pStyle w:val="ListBullet"/>
       </w:pPr>
       <w:r>
-        <w:t>Product:</w:t>
+        <w:t>Auth lifecycle</w:t>
       </w:r>
     </w:p>
     <w:p>
@@ -71,7 +96,7 @@
         <w:pStyle w:val="ListBullet"/>
       </w:pPr>
       <w:r>
-        <w:t>Version:</w:t>
+        <w:t>Project creation and retrieval</w:t>
       </w:r>
     </w:p>
     <w:p>
@@ -79,7 +104,213 @@
         <w:pStyle w:val="ListBullet"/>
       </w:pPr>
       <w:r>
-        <w:t>Owner:</w:t>
+        <w:t>PRD generation and updates</w:t>
+      </w:r>
+    </w:p>
+    <w:p>
+      <w:pPr>
+        <w:pStyle w:val="ListBullet"/>
+      </w:pPr>
+      <w:r>
+        <w:t>Export and share actions</w:t>
+      </w:r>
+    </w:p>
+    <w:p/>
+    <w:p>
+      <w:pPr>
+        <w:pStyle w:val="Heading3"/>
+      </w:pPr>
+      <w:r>
+        <w:t>Reliability</w:t>
+      </w:r>
+    </w:p>
+    <w:p>
+      <w:pPr>
+        <w:pStyle w:val="ListBullet"/>
+      </w:pPr>
+      <w:r>
+        <w:t>API/network interruptions</w:t>
+      </w:r>
+    </w:p>
+    <w:p>
+      <w:pPr>
+        <w:pStyle w:val="ListBullet"/>
+      </w:pPr>
+      <w:r>
+        <w:t>Timeout handling</w:t>
+      </w:r>
+    </w:p>
+    <w:p>
+      <w:pPr>
+        <w:pStyle w:val="ListBullet"/>
+      </w:pPr>
+      <w:r>
+        <w:t>Retry behavior and state integrity</w:t>
+      </w:r>
+    </w:p>
+    <w:p/>
+    <w:p>
+      <w:pPr>
+        <w:pStyle w:val="Heading3"/>
+      </w:pPr>
+      <w:r>
+        <w:t>Compatibility</w:t>
+      </w:r>
+    </w:p>
+    <w:p>
+      <w:pPr>
+        <w:pStyle w:val="ListBullet"/>
+      </w:pPr>
+      <w:r>
+        <w:t>Browser matrix</w:t>
+      </w:r>
+    </w:p>
+    <w:p>
+      <w:pPr>
+        <w:pStyle w:val="ListBullet"/>
+      </w:pPr>
+      <w:r>
+        <w:t>Device responsiveness</w:t>
+      </w:r>
+    </w:p>
+    <w:p>
+      <w:pPr>
+        <w:pStyle w:val="ListBullet"/>
+      </w:pPr>
+      <w:r>
+        <w:t>Session persistence and recovery</w:t>
+      </w:r>
+    </w:p>
+    <w:p/>
+    <w:p>
+      <w:pPr>
+        <w:pStyle w:val="Heading3"/>
+      </w:pPr>
+      <w:r>
+        <w:t>Billing</w:t>
+      </w:r>
+    </w:p>
+    <w:p>
+      <w:pPr>
+        <w:pStyle w:val="ListBullet"/>
+      </w:pPr>
+      <w:r>
+        <w:t>Checkout success and failure</w:t>
+      </w:r>
+    </w:p>
+    <w:p>
+      <w:pPr>
+        <w:pStyle w:val="ListBullet"/>
+      </w:pPr>
+      <w:r>
+        <w:t>Subscription activation and sync</w:t>
+      </w:r>
+    </w:p>
+    <w:p>
+      <w:pPr>
+        <w:pStyle w:val="ListBullet"/>
+      </w:pPr>
+      <w:r>
+        <w:t>Cancellation, downgrade, and refund flow</w:t>
+      </w:r>
+    </w:p>
+    <w:p/>
+    <w:p>
+      <w:pPr>
+        <w:pStyle w:val="Heading2"/>
+      </w:pPr>
+      <w:r>
+        <w:t>3. UAT Severity Model</w:t>
+      </w:r>
+    </w:p>
+    <w:p>
+      <w:pPr>
+        <w:pStyle w:val="ListBullet"/>
+      </w:pPr>
+      <w:r>
+        <w:t>P0: launch-blocking failure</w:t>
+      </w:r>
+    </w:p>
+    <w:p>
+      <w:pPr>
+        <w:pStyle w:val="ListBullet"/>
+      </w:pPr>
+      <w:r>
+        <w:t>P1: serious degradation with workaround</w:t>
+      </w:r>
+    </w:p>
+    <w:p>
+      <w:pPr>
+        <w:pStyle w:val="ListBullet"/>
+      </w:pPr>
+      <w:r>
+        <w:t>P2: minor issue, non-blocking</w:t>
+      </w:r>
+    </w:p>
+    <w:p/>
+    <w:p>
+      <w:pPr>
+        <w:pStyle w:val="Heading2"/>
+      </w:pPr>
+      <w:r>
+        <w:t>4. Go-No-Go Criteria</w:t>
+      </w:r>
+    </w:p>
+    <w:p>
+      <w:pPr>
+        <w:pStyle w:val="ListBullet"/>
+      </w:pPr>
+      <w:r>
+        <w:t>[ ] Zero P0</w:t>
+      </w:r>
+    </w:p>
+    <w:p>
+      <w:pPr>
+        <w:pStyle w:val="ListBullet"/>
+      </w:pPr>
+      <w:r>
+        <w:t>[ ] P1 within accepted threshold and documented mitigation</w:t>
+      </w:r>
+    </w:p>
+    <w:p>
+      <w:pPr>
+        <w:pStyle w:val="ListBullet"/>
+      </w:pPr>
+      <w:r>
+        <w:t>[ ] Payment lifecycle verified end-to-end</w:t>
+      </w:r>
+    </w:p>
+    <w:p>
+      <w:pPr>
+        <w:pStyle w:val="ListBullet"/>
+      </w:pPr>
+      <w:r>
+        <w:t>[ ] Analytics events visible in dashboard</w:t>
+      </w:r>
+    </w:p>
+    <w:p>
+      <w:pPr>
+        <w:pStyle w:val="ListBullet"/>
+      </w:pPr>
+      <w:r>
+        <w:t>[ ] Incident response owner assigned</w:t>
+      </w:r>
+    </w:p>
+    <w:p/>
+    <w:p>
+      <w:pPr>
+        <w:pStyle w:val="Heading2"/>
+      </w:pPr>
+      <w:r>
+        <w:t>5. Decision Sheet</w:t>
+      </w:r>
+    </w:p>
+    <w:p>
+      <w:pPr>
+        <w:pStyle w:val="ListBullet"/>
+      </w:pPr>
+      <w:r>
+        <w:t>Decision: Go / No-Go</w:t>
       </w:r>
     </w:p>
     <w:p>
@@ -90,38 +321,12 @@
         <w:t>Date:</w:t>
       </w:r>
     </w:p>
-    <w:p/>
     <w:p>
       <w:pPr>
-        <w:pStyle w:val="Heading2"/>
+        <w:pStyle w:val="ListBullet"/>
       </w:pPr>
       <w:r>
-        <w:t>2. Objective</w:t>
-      </w:r>
-    </w:p>
-    <w:p>
-      <w:r>
-        <w:rPr>
-          <w:sz w:val="22"/>
-        </w:rPr>
-        <w:t>Define the business and user objective in measurable terms.</w:t>
-      </w:r>
-    </w:p>
-    <w:p/>
-    <w:p>
-      <w:pPr>
-        <w:pStyle w:val="Heading2"/>
-      </w:pPr>
-      <w:r>
-        <w:t>3. Users and Jobs-to-be-Done</w:t>
-      </w:r>
-    </w:p>
-    <w:p>
-      <w:pPr>
-        <w:pStyle w:val="Heading3"/>
-      </w:pPr>
-      <w:r>
-        <w:t>Primary Persona</w:t>
+        <w:t>Decision owners:</w:t>
       </w:r>
     </w:p>
     <w:p>
@@ -129,7 +334,7 @@
         <w:pStyle w:val="ListBullet"/>
       </w:pPr>
       <w:r>
-        <w:t>Context:</w:t>
+        <w:t>Blocking issues:</w:t>
       </w:r>
     </w:p>
     <w:p>
@@ -137,255 +342,7 @@
         <w:pStyle w:val="ListBullet"/>
       </w:pPr>
       <w:r>
-        <w:t>Pain points:</w:t>
-      </w:r>
-    </w:p>
-    <w:p>
-      <w:pPr>
-        <w:pStyle w:val="ListBullet"/>
-      </w:pPr>
-      <w:r>
-        <w:t>Desired outcomes:</w:t>
-      </w:r>
-    </w:p>
-    <w:p/>
-    <w:p>
-      <w:pPr>
-        <w:pStyle w:val="Heading3"/>
-      </w:pPr>
-      <w:r>
-        <w:t>JTBD</w:t>
-      </w:r>
-    </w:p>
-    <w:p>
-      <w:pPr>
-        <w:pStyle w:val="ListBullet"/>
-      </w:pPr>
-      <w:r>
-        <w:t>When ___, I want to ___, so I can ___</w:t>
-      </w:r>
-    </w:p>
-    <w:p/>
-    <w:p>
-      <w:pPr>
-        <w:pStyle w:val="Heading2"/>
-      </w:pPr>
-      <w:r>
-        <w:t>4. Requirements</w:t>
-      </w:r>
-    </w:p>
-    <w:p>
-      <w:pPr>
-        <w:pStyle w:val="Heading3"/>
-      </w:pPr>
-      <w:r>
-        <w:t>Functional Requirements</w:t>
-      </w:r>
-    </w:p>
-    <w:p>
-      <w:pPr>
-        <w:pStyle w:val="ListBullet"/>
-      </w:pPr>
-      <w:r>
-        <w:t>FR-001:</w:t>
-      </w:r>
-    </w:p>
-    <w:p>
-      <w:pPr>
-        <w:pStyle w:val="ListBullet"/>
-      </w:pPr>
-      <w:r>
-        <w:t>FR-002:</w:t>
-      </w:r>
-    </w:p>
-    <w:p>
-      <w:pPr>
-        <w:pStyle w:val="ListBullet"/>
-      </w:pPr>
-      <w:r>
-        <w:t>FR-003:</w:t>
-      </w:r>
-    </w:p>
-    <w:p/>
-    <w:p>
-      <w:pPr>
-        <w:pStyle w:val="Heading3"/>
-      </w:pPr>
-      <w:r>
-        <w:t>Non-Functional Requirements</w:t>
-      </w:r>
-    </w:p>
-    <w:p>
-      <w:pPr>
-        <w:pStyle w:val="ListBullet"/>
-      </w:pPr>
-      <w:r>
-        <w:t>Performance:</w:t>
-      </w:r>
-    </w:p>
-    <w:p>
-      <w:pPr>
-        <w:pStyle w:val="ListBullet"/>
-      </w:pPr>
-      <w:r>
-        <w:t>Reliability:</w:t>
-      </w:r>
-    </w:p>
-    <w:p>
-      <w:pPr>
-        <w:pStyle w:val="ListBullet"/>
-      </w:pPr>
-      <w:r>
-        <w:t>Security:</w:t>
-      </w:r>
-    </w:p>
-    <w:p>
-      <w:pPr>
-        <w:pStyle w:val="ListBullet"/>
-      </w:pPr>
-      <w:r>
-        <w:t>Accessibility:</w:t>
-      </w:r>
-    </w:p>
-    <w:p/>
-    <w:p>
-      <w:pPr>
-        <w:pStyle w:val="Heading2"/>
-      </w:pPr>
-      <w:r>
-        <w:t>5. User Flows</w:t>
-      </w:r>
-    </w:p>
-    <w:p>
-      <w:pPr>
-        <w:pStyle w:val="ListBullet"/>
-      </w:pPr>
-      <w:r>
-        <w:t>Flow A:</w:t>
-      </w:r>
-    </w:p>
-    <w:p>
-      <w:pPr>
-        <w:pStyle w:val="ListBullet"/>
-      </w:pPr>
-      <w:r>
-        <w:t>Flow B:</w:t>
-      </w:r>
-    </w:p>
-    <w:p/>
-    <w:p>
-      <w:pPr>
-        <w:pStyle w:val="Heading2"/>
-      </w:pPr>
-      <w:r>
-        <w:t>6. Acceptance Criteria</w:t>
-      </w:r>
-    </w:p>
-    <w:p>
-      <w:pPr>
-        <w:pStyle w:val="ListBullet"/>
-      </w:pPr>
-      <w:r>
-        <w:t>[ ] Criteria 1</w:t>
-      </w:r>
-    </w:p>
-    <w:p>
-      <w:pPr>
-        <w:pStyle w:val="ListBullet"/>
-      </w:pPr>
-      <w:r>
-        <w:t>[ ] Criteria 2</w:t>
-      </w:r>
-    </w:p>
-    <w:p>
-      <w:pPr>
-        <w:pStyle w:val="ListBullet"/>
-      </w:pPr>
-      <w:r>
-        <w:t>[ ] Criteria 3</w:t>
-      </w:r>
-    </w:p>
-    <w:p/>
-    <w:p>
-      <w:pPr>
-        <w:pStyle w:val="Heading2"/>
-      </w:pPr>
-      <w:r>
-        <w:t>7. Dependencies</w:t>
-      </w:r>
-    </w:p>
-    <w:p>
-      <w:pPr>
-        <w:pStyle w:val="ListBullet"/>
-      </w:pPr>
-      <w:r>
-        <w:t>Internal:</w:t>
-      </w:r>
-    </w:p>
-    <w:p>
-      <w:pPr>
-        <w:pStyle w:val="ListBullet"/>
-      </w:pPr>
-      <w:r>
-        <w:t>External:</w:t>
-      </w:r>
-    </w:p>
-    <w:p/>
-    <w:p>
-      <w:pPr>
-        <w:pStyle w:val="Heading2"/>
-      </w:pPr>
-      <w:r>
-        <w:t>8. Launch Plan</w:t>
-      </w:r>
-    </w:p>
-    <w:p>
-      <w:pPr>
-        <w:pStyle w:val="ListBullet"/>
-      </w:pPr>
-      <w:r>
-        <w:t>Beta date:</w:t>
-      </w:r>
-    </w:p>
-    <w:p>
-      <w:pPr>
-        <w:pStyle w:val="ListBullet"/>
-      </w:pPr>
-      <w:r>
-        <w:t>Launch date:</w:t>
-      </w:r>
-    </w:p>
-    <w:p>
-      <w:pPr>
-        <w:pStyle w:val="ListBullet"/>
-      </w:pPr>
-      <w:r>
-        <w:t>Rollback criteria:</w:t>
-      </w:r>
-    </w:p>
-    <w:p/>
-    <w:p>
-      <w:pPr>
-        <w:pStyle w:val="Heading2"/>
-      </w:pPr>
-      <w:r>
-        <w:t>9. Open Questions</w:t>
-      </w:r>
-    </w:p>
-    <w:p>
-      <w:pPr>
-        <w:pStyle w:val="ListBullet"/>
-      </w:pPr>
-      <w:r>
-        <w:t>Q1:</w:t>
-      </w:r>
-    </w:p>
-    <w:p>
-      <w:pPr>
-        <w:pStyle w:val="ListBullet"/>
-      </w:pPr>
-      <w:r>
-        <w:t>Q2:</w:t>
+        <w:t>Mitigation commitments:</w:t>
       </w:r>
     </w:p>
     <w:sectPr>
